--- a/Required Deliverables.docx
+++ b/Required Deliverables.docx
@@ -87,7 +87,31 @@
           <w:b/>
           <w:bCs/>
         </w:rPr>
-        <w:t xml:space="preserve"> VitaGuard AI: An Intelligent Public Health Early-Warning System for ASEAN</w:t>
+        <w:t xml:space="preserve"> </w:t>
+      </w:r>
+      <w:r>
+        <w:rPr>
+          <w:rFonts w:ascii="Garamond" w:hAnsi="Garamond"/>
+          <w:b/>
+          <w:bCs/>
+        </w:rPr>
+        <w:t xml:space="preserve">Tanara </w:t>
+      </w:r>
+      <w:r>
+        <w:rPr>
+          <w:rFonts w:ascii="Garamond" w:hAnsi="Garamond"/>
+          <w:b/>
+          <w:bCs/>
+        </w:rPr>
+        <w:t>AI: An Intelligent Public Health Early-Warning System for ASEAN</w:t>
+      </w:r>
+      <w:r>
+        <w:rPr>
+          <w:rFonts w:ascii="Garamond" w:hAnsi="Garamond"/>
+          <w:b/>
+          <w:bCs/>
+        </w:rPr>
+        <w:t xml:space="preserve"> Countries</w:t>
       </w:r>
     </w:p>
     <w:p>
@@ -136,23 +160,53 @@
       </w:pPr>
       <w:r>
         <w:rPr>
+          <w:rFonts w:ascii="Segoe UI Emoji" w:hAnsi="Segoe UI Emoji" w:cs="Segoe UI Emoji"/>
+          <w:b/>
+          <w:bCs/>
+        </w:rPr>
+        <w:t>🥇</w:t>
+      </w:r>
+      <w:r>
+        <w:rPr>
+          <w:rFonts w:ascii="Garamond" w:hAnsi="Garamond"/>
+          <w:b/>
+          <w:bCs/>
+        </w:rPr>
+        <w:t xml:space="preserve"> </w:t>
+      </w:r>
+      <w:r>
+        <w:rPr>
+          <w:rFonts w:ascii="Garamond" w:hAnsi="Garamond"/>
+          <w:b/>
+          <w:bCs/>
+        </w:rPr>
+        <w:t xml:space="preserve">Tanara </w:t>
+      </w:r>
+      <w:r>
+        <w:rPr>
+          <w:rFonts w:ascii="Garamond" w:hAnsi="Garamond"/>
+          <w:b/>
+          <w:bCs/>
+        </w:rPr>
+        <w:t>AI</w:t>
+      </w:r>
+      <w:r>
+        <w:rPr>
+          <w:rFonts w:ascii="Garamond" w:hAnsi="Garamond"/>
+          <w:b/>
+          <w:bCs/>
+        </w:rPr>
+        <w:t xml:space="preserve"> </w:t>
+      </w:r>
+      <w:r>
+        <w:rPr>
           <w:rFonts w:ascii="Garamond" w:hAnsi="Garamond"/>
           <w:b/>
           <w:bCs/>
           <w:i/>
           <w:iCs/>
         </w:rPr>
-        <w:t>VitaGuard AI</w:t>
-      </w:r>
-      <w:r>
-        <w:rPr>
-          <w:rFonts w:ascii="Garamond" w:hAnsi="Garamond"/>
-          <w:b/>
-          <w:bCs/>
-          <w:i/>
-          <w:iCs/>
-        </w:rPr>
-        <w:t xml:space="preserve"> addresses the lack of proactive health surveillance by predicting future public health risks and identifying where response efforts are needed before crises escalate.</w:t>
+        <w:t>addresses the lack of proactive health surveillance by predicting future public health risks and identifying where response efforts are needed before crises escalate.</w:t>
       </w:r>
     </w:p>
     <w:p>
@@ -199,53 +253,85 @@
       </w:pPr>
       <w:r>
         <w:rPr>
-          <w:rFonts w:ascii="Garamond" w:hAnsi="Garamond"/>
+          <w:rFonts w:ascii="Segoe UI Emoji" w:hAnsi="Segoe UI Emoji" w:cs="Segoe UI Emoji"/>
           <w:i/>
           <w:iCs/>
         </w:rPr>
-        <w:t xml:space="preserve">HealthPulse AI is an intelligent public health early-warning platform designed to help ASEAN countries identify health risks before they escalate into major crises. </w:t>
-      </w:r>
-    </w:p>
-    <w:p>
-      <w:pPr>
+        <w:t>🥇</w:t>
+      </w:r>
+      <w:r>
         <w:rPr>
           <w:rFonts w:ascii="Garamond" w:hAnsi="Garamond"/>
           <w:i/>
           <w:iCs/>
         </w:rPr>
-      </w:pPr>
+        <w:t xml:space="preserve"> Tanara AI</w:t>
+      </w:r>
       <w:r>
         <w:rPr>
           <w:rFonts w:ascii="Garamond" w:hAnsi="Garamond"/>
           <w:i/>
           <w:iCs/>
         </w:rPr>
-        <w:t>The solution transforms multiple health indicators, including mortality rates, infectious disease burden, nutrition levels, immunization coverage, healthcare workforce, and health investment, into actionable insights for decision-making.</w:t>
-      </w:r>
-    </w:p>
-    <w:p>
-      <w:pPr>
+        <w:t xml:space="preserve"> </w:t>
+      </w:r>
+      <w:r>
         <w:rPr>
           <w:rFonts w:ascii="Garamond" w:hAnsi="Garamond"/>
           <w:i/>
           <w:iCs/>
         </w:rPr>
-      </w:pPr>
-      <w:r>
+        <w:t xml:space="preserve"> is an intelligent public health early-warning platform designed to help ASEAN countries identify health risks before they escalate into major crises. </w:t>
+      </w:r>
+    </w:p>
+    <w:p>
+      <w:pPr>
         <w:rPr>
           <w:rFonts w:ascii="Garamond" w:hAnsi="Garamond"/>
           <w:i/>
           <w:iCs/>
         </w:rPr>
-        <w:t xml:space="preserve"> It first creates a Health Risk Index to measure population vulnerability, then evaluates each country’s healthcare readiness to understand its ability to respond. By combining these insights, </w:t>
-      </w:r>
+      </w:pPr>
       <w:r>
         <w:rPr>
           <w:rFonts w:ascii="Garamond" w:hAnsi="Garamond"/>
           <w:i/>
           <w:iCs/>
         </w:rPr>
-        <w:t>VitaGuard AI</w:t>
+        <w:t>The solution transforms multiple health indicators, including mortality rates, infectious disease burden, nutrition levels, immunization coverage, healthcare workforce, and health investment, into actionable insights for decision-making.</w:t>
+      </w:r>
+    </w:p>
+    <w:p>
+      <w:pPr>
+        <w:rPr>
+          <w:rFonts w:ascii="Garamond" w:hAnsi="Garamond"/>
+          <w:i/>
+          <w:iCs/>
+        </w:rPr>
+      </w:pPr>
+      <w:r>
+        <w:rPr>
+          <w:rFonts w:ascii="Garamond" w:hAnsi="Garamond"/>
+          <w:i/>
+          <w:iCs/>
+        </w:rPr>
+        <w:t xml:space="preserve"> It first creates a Health Risk Index to measure population vulnerability, then evaluates each country’s healthcare readiness to understand its ability to respond. By combining these insights, </w:t>
+      </w:r>
+      <w:r>
+        <w:rPr>
+          <w:rFonts w:ascii="Segoe UI Emoji" w:hAnsi="Segoe UI Emoji" w:cs="Segoe UI Emoji"/>
+          <w:i/>
+          <w:iCs/>
+        </w:rPr>
+        <w:t>🥇</w:t>
+      </w:r>
+      <w:r>
+        <w:rPr>
+          <w:rFonts w:ascii="Garamond" w:hAnsi="Garamond"/>
+          <w:i/>
+          <w:iCs/>
+        </w:rPr>
+        <w:t xml:space="preserve"> Tanara AI</w:t>
       </w:r>
       <w:r>
         <w:rPr>
@@ -345,11 +431,19 @@
       </w:r>
       <w:r>
         <w:rPr>
-          <w:rFonts w:ascii="Garamond" w:hAnsi="Garamond"/>
+          <w:rFonts w:ascii="Segoe UI Emoji" w:hAnsi="Segoe UI Emoji" w:cs="Segoe UI Emoji"/>
           <w:i/>
           <w:iCs/>
         </w:rPr>
-        <w:t>VitaGuard AI</w:t>
+        <w:t>🥇</w:t>
+      </w:r>
+      <w:r>
+        <w:rPr>
+          <w:rFonts w:ascii="Garamond" w:hAnsi="Garamond"/>
+          <w:i/>
+          <w:iCs/>
+        </w:rPr>
+        <w:t xml:space="preserve"> Tanara AI</w:t>
       </w:r>
       <w:r>
         <w:rPr>
@@ -446,10 +540,28 @@
       </w:pPr>
       <w:r>
         <w:rPr>
-          <w:rFonts w:ascii="Garamond" w:hAnsi="Garamond"/>
+          <w:rFonts w:ascii="Segoe UI Emoji" w:hAnsi="Segoe UI Emoji" w:cs="Segoe UI Emoji"/>
         </w:rPr>
         <w:lastRenderedPageBreak/>
-        <w:t>HealthPulse AI followed a data-driven public health intelligence approach aimed at transforming historical health indicators into early-warning insights. The project began by identifying key factors influencing population health outcomes across ASEAN countries, combining indicators related to disease burden, mortality, nutrition, healthcare investment, immunization coverage, and healthcare workforce capacity.</w:t>
+        <w:t>🥇</w:t>
+      </w:r>
+      <w:r>
+        <w:rPr>
+          <w:rFonts w:ascii="Garamond" w:hAnsi="Garamond"/>
+        </w:rPr>
+        <w:t xml:space="preserve"> Tanara AI</w:t>
+      </w:r>
+      <w:r>
+        <w:rPr>
+          <w:rFonts w:ascii="Garamond" w:hAnsi="Garamond"/>
+        </w:rPr>
+        <w:t xml:space="preserve"> </w:t>
+      </w:r>
+      <w:r>
+        <w:rPr>
+          <w:rFonts w:ascii="Garamond" w:hAnsi="Garamond"/>
+        </w:rPr>
+        <w:t xml:space="preserve"> followed a data-driven public health intelligence approach aimed at transforming historical health indicators into early-warning insights. The project began by identifying key factors influencing population health outcomes across ASEAN countries, combining indicators related to disease burden, mortality, nutrition, healthcare investment, immunization coverage, and healthcare workforce capacity.</w:t>
       </w:r>
     </w:p>
     <w:p>
@@ -1304,9 +1416,15 @@
       </w:pPr>
       <w:r>
         <w:rPr>
-          <w:rFonts w:ascii="Garamond" w:hAnsi="Garamond"/>
-        </w:rPr>
-        <w:t>VitaGuard AI</w:t>
+          <w:rFonts w:ascii="Segoe UI Emoji" w:hAnsi="Segoe UI Emoji" w:cs="Segoe UI Emoji"/>
+        </w:rPr>
+        <w:t>🥇</w:t>
+      </w:r>
+      <w:r>
+        <w:rPr>
+          <w:rFonts w:ascii="Garamond" w:hAnsi="Garamond"/>
+        </w:rPr>
+        <w:t xml:space="preserve"> Tanara AI</w:t>
       </w:r>
       <w:r>
         <w:rPr>
@@ -1893,8 +2011,18 @@
           <w:b/>
           <w:bCs/>
         </w:rPr>
-        <w:t>Sofiya Holadele</w:t>
-      </w:r>
+        <w:t xml:space="preserve">Sofiya </w:t>
+      </w:r>
+      <w:proofErr w:type="spellStart"/>
+      <w:r>
+        <w:rPr>
+          <w:rFonts w:ascii="Garamond" w:hAnsi="Garamond"/>
+          <w:b/>
+          <w:bCs/>
+        </w:rPr>
+        <w:t>Holadele</w:t>
+      </w:r>
+      <w:proofErr w:type="spellEnd"/>
       <w:r>
         <w:rPr>
           <w:rFonts w:ascii="Garamond" w:hAnsi="Garamond"/>
@@ -1967,7 +2095,21 @@
         <w:rPr>
           <w:rFonts w:ascii="Garamond" w:hAnsi="Garamond"/>
         </w:rPr>
-        <w:t>We also faced several coding and debugging challenges, especially with Google Colab sessions requiring repeated dataset loading and workflow reruns. Through collaboration and persistence, we successfully transformed raw health data into a functional AI-powered early-warning system.</w:t>
+        <w:t xml:space="preserve">We also faced several coding and debugging challenges, especially with Google </w:t>
+      </w:r>
+      <w:proofErr w:type="spellStart"/>
+      <w:r>
+        <w:rPr>
+          <w:rFonts w:ascii="Garamond" w:hAnsi="Garamond"/>
+        </w:rPr>
+        <w:t>Colab</w:t>
+      </w:r>
+      <w:proofErr w:type="spellEnd"/>
+      <w:r>
+        <w:rPr>
+          <w:rFonts w:ascii="Garamond" w:hAnsi="Garamond"/>
+        </w:rPr>
+        <w:t xml:space="preserve"> sessions requiring repeated dataset loading and workflow reruns. Through collaboration and persistence, we successfully transformed raw health data into a functional AI-powered early-warning system.</w:t>
       </w:r>
     </w:p>
     <w:p>
@@ -2012,9 +2154,15 @@
       </w:pPr>
       <w:r>
         <w:rPr>
-          <w:rFonts w:ascii="Garamond" w:hAnsi="Garamond"/>
-        </w:rPr>
-        <w:t>VitaGuard AI</w:t>
+          <w:rFonts w:ascii="Segoe UI Emoji" w:hAnsi="Segoe UI Emoji" w:cs="Segoe UI Emoji"/>
+        </w:rPr>
+        <w:t>🥇</w:t>
+      </w:r>
+      <w:r>
+        <w:rPr>
+          <w:rFonts w:ascii="Garamond" w:hAnsi="Garamond"/>
+        </w:rPr>
+        <w:t xml:space="preserve"> Tanara AI</w:t>
       </w:r>
       <w:r>
         <w:rPr>
@@ -2034,9 +2182,15 @@
       </w:r>
       <w:r>
         <w:rPr>
-          <w:rFonts w:ascii="Garamond" w:hAnsi="Garamond"/>
-        </w:rPr>
-        <w:t>VitaGuard AI</w:t>
+          <w:rFonts w:ascii="Segoe UI Emoji" w:hAnsi="Segoe UI Emoji" w:cs="Segoe UI Emoji"/>
+        </w:rPr>
+        <w:t>🥇</w:t>
+      </w:r>
+      <w:r>
+        <w:rPr>
+          <w:rFonts w:ascii="Garamond" w:hAnsi="Garamond"/>
+        </w:rPr>
+        <w:t xml:space="preserve"> Tanara AI</w:t>
       </w:r>
       <w:r>
         <w:rPr>
@@ -2097,10 +2251,16 @@
       </w:pPr>
       <w:r>
         <w:rPr>
-          <w:rFonts w:ascii="Garamond" w:hAnsi="Garamond"/>
+          <w:rFonts w:ascii="Segoe UI Emoji" w:hAnsi="Segoe UI Emoji" w:cs="Segoe UI Emoji"/>
         </w:rPr>
         <w:lastRenderedPageBreak/>
-        <w:t>VitaGuard AI</w:t>
+        <w:t>🥇</w:t>
+      </w:r>
+      <w:r>
+        <w:rPr>
+          <w:rFonts w:ascii="Garamond" w:hAnsi="Garamond"/>
+        </w:rPr>
+        <w:t xml:space="preserve"> Tanara AI</w:t>
       </w:r>
       <w:r>
         <w:rPr>
@@ -2187,9 +2347,15 @@
       </w:r>
       <w:r>
         <w:rPr>
-          <w:rFonts w:ascii="Garamond" w:hAnsi="Garamond"/>
-        </w:rPr>
-        <w:t>VitaGuard AI</w:t>
+          <w:rFonts w:ascii="Segoe UI Emoji" w:hAnsi="Segoe UI Emoji" w:cs="Segoe UI Emoji"/>
+        </w:rPr>
+        <w:t>🥇</w:t>
+      </w:r>
+      <w:r>
+        <w:rPr>
+          <w:rFonts w:ascii="Garamond" w:hAnsi="Garamond"/>
+        </w:rPr>
+        <w:t xml:space="preserve"> Tanara AI</w:t>
       </w:r>
       <w:r>
         <w:rPr>
